--- a/hin/docx/022.content.docx
+++ b/hin/docx/022.content.docx
@@ -379,18 +379,12 @@
           <w:lang w:val="hi_IN" w:bidi="hi_IN"/>
         </w:rPr>
       </w:r>
-      <w:hyperlink r:id="rId13">
-        <w:r>
-          <w:rPr>
-            <w:lang w:val="hi_IN" w:bidi="hi_IN"/>
-          </w:rPr>
-          <w:rPr>
-            <w:color w:val="0000EE"/>
-            <w:u w:val="single"/>
-          </w:rPr>
-          <w:t>1 राजा 16:3</w:t>
-        </w:r>
-      </w:hyperlink>
+      <w:r>
+        <w:rPr>
+          <w:lang w:val="hi_IN" w:bidi="hi_IN"/>
+        </w:rPr>
+        <w:t>1 राजा 16:3</w:t>
+      </w:r>
     </w:p>
     <w:p>
       <w:pPr>
@@ -403,18 +397,12 @@
           <w:lang w:val="hi_IN" w:bidi="hi_IN"/>
         </w:rPr>
       </w:r>
-      <w:hyperlink r:id="rId14">
-        <w:r>
-          <w:rPr>
-            <w:lang w:val="hi_IN" w:bidi="hi_IN"/>
-          </w:rPr>
-          <w:rPr>
-            <w:color w:val="0000EE"/>
-            <w:u w:val="single"/>
-          </w:rPr>
-          <w:t>दानिय्येल 11:40–41</w:t>
-        </w:r>
-      </w:hyperlink>
+      <w:r>
+        <w:rPr>
+          <w:lang w:val="hi_IN" w:bidi="hi_IN"/>
+        </w:rPr>
+        <w:t>दानिय्येल 11:40–41</w:t>
+      </w:r>
     </w:p>
     <w:p>
       <w:pPr>
@@ -427,18 +415,12 @@
           <w:lang w:val="hi_IN" w:bidi="hi_IN"/>
         </w:rPr>
       </w:r>
-      <w:hyperlink r:id="rId15">
-        <w:r>
-          <w:rPr>
-            <w:lang w:val="hi_IN" w:bidi="hi_IN"/>
-          </w:rPr>
-          <w:rPr>
-            <w:color w:val="0000EE"/>
-            <w:u w:val="single"/>
-          </w:rPr>
-          <w:t>उत्पत्ति 18:24</w:t>
-        </w:r>
-      </w:hyperlink>
+      <w:r>
+        <w:rPr>
+          <w:lang w:val="hi_IN" w:bidi="hi_IN"/>
+        </w:rPr>
+        <w:t>उत्पत्ति 18:24</w:t>
+      </w:r>
     </w:p>
     <w:p>
       <w:pPr>
@@ -451,18 +433,12 @@
           <w:lang w:val="hi_IN" w:bidi="hi_IN"/>
         </w:rPr>
       </w:r>
-      <w:hyperlink r:id="rId16">
-        <w:r>
-          <w:rPr>
-            <w:lang w:val="hi_IN" w:bidi="hi_IN"/>
-          </w:rPr>
-          <w:rPr>
-            <w:color w:val="0000EE"/>
-            <w:u w:val="single"/>
-          </w:rPr>
-          <w:t>नीतिवचन 21:7–8</w:t>
-        </w:r>
-      </w:hyperlink>
+      <w:r>
+        <w:rPr>
+          <w:lang w:val="hi_IN" w:bidi="hi_IN"/>
+        </w:rPr>
+        <w:t>नीतिवचन 21:7–8</w:t>
+      </w:r>
     </w:p>
     <w:p>
       <w:pPr>
@@ -738,18 +714,12 @@
           <w:lang w:val="hi_IN" w:bidi="hi_IN"/>
         </w:rPr>
       </w:r>
-      <w:hyperlink r:id="rId17">
-        <w:r>
-          <w:rPr>
-            <w:lang w:val="hi_IN" w:bidi="hi_IN"/>
-          </w:rPr>
-          <w:rPr>
-            <w:color w:val="0000EE"/>
-            <w:u w:val="single"/>
-          </w:rPr>
-          <w:t>उत्प. 21:25</w:t>
-        </w:r>
-      </w:hyperlink>
+      <w:r>
+        <w:rPr>
+          <w:lang w:val="hi_IN" w:bidi="hi_IN"/>
+        </w:rPr>
+        <w:t>उत्प. 21:25</w:t>
+      </w:r>
     </w:p>
     <w:p>
       <w:pPr>
@@ -762,18 +732,12 @@
           <w:lang w:val="hi_IN" w:bidi="hi_IN"/>
         </w:rPr>
       </w:r>
-      <w:hyperlink r:id="rId18">
-        <w:r>
-          <w:rPr>
-            <w:lang w:val="hi_IN" w:bidi="hi_IN"/>
-          </w:rPr>
-          <w:rPr>
-            <w:color w:val="0000EE"/>
-            <w:u w:val="single"/>
-          </w:rPr>
-          <w:t>मरकुस 1:23–26</w:t>
-        </w:r>
-      </w:hyperlink>
+      <w:r>
+        <w:rPr>
+          <w:lang w:val="hi_IN" w:bidi="hi_IN"/>
+        </w:rPr>
+        <w:t>मरकुस 1:23–26</w:t>
+      </w:r>
     </w:p>
     <w:p>
       <w:pPr>
@@ -786,18 +750,12 @@
           <w:lang w:val="hi_IN" w:bidi="hi_IN"/>
         </w:rPr>
       </w:r>
-      <w:hyperlink r:id="rId19">
-        <w:r>
-          <w:rPr>
-            <w:lang w:val="hi_IN" w:bidi="hi_IN"/>
-          </w:rPr>
-          <w:rPr>
-            <w:color w:val="0000EE"/>
-            <w:u w:val="single"/>
-          </w:rPr>
-          <w:t>मरकुस 16:14</w:t>
-        </w:r>
-      </w:hyperlink>
+      <w:r>
+        <w:rPr>
+          <w:lang w:val="hi_IN" w:bidi="hi_IN"/>
+        </w:rPr>
+        <w:t>मरकुस 16:14</w:t>
+      </w:r>
     </w:p>
     <w:p>
       <w:pPr>
@@ -810,18 +768,12 @@
           <w:lang w:val="hi_IN" w:bidi="hi_IN"/>
         </w:rPr>
       </w:r>
-      <w:hyperlink r:id="rId20">
-        <w:r>
-          <w:rPr>
-            <w:lang w:val="hi_IN" w:bidi="hi_IN"/>
-          </w:rPr>
-          <w:rPr>
-            <w:color w:val="0000EE"/>
-            <w:u w:val="single"/>
-          </w:rPr>
-          <w:t>मत्ती 8:26–27</w:t>
-        </w:r>
-      </w:hyperlink>
+      <w:r>
+        <w:rPr>
+          <w:lang w:val="hi_IN" w:bidi="hi_IN"/>
+        </w:rPr>
+        <w:t>मत्ती 8:26–27</w:t>
+      </w:r>
     </w:p>
     <w:p>
       <w:pPr>
@@ -834,18 +786,12 @@
           <w:lang w:val="hi_IN" w:bidi="hi_IN"/>
         </w:rPr>
       </w:r>
-      <w:hyperlink r:id="rId21">
-        <w:r>
-          <w:rPr>
-            <w:lang w:val="hi_IN" w:bidi="hi_IN"/>
-          </w:rPr>
-          <w:rPr>
-            <w:color w:val="0000EE"/>
-            <w:u w:val="single"/>
-          </w:rPr>
-          <w:t>मत्ती 17:17–18</w:t>
-        </w:r>
-      </w:hyperlink>
+      <w:r>
+        <w:rPr>
+          <w:lang w:val="hi_IN" w:bidi="hi_IN"/>
+        </w:rPr>
+        <w:t>मत्ती 17:17–18</w:t>
+      </w:r>
     </w:p>
     <w:p>
       <w:pPr>
@@ -1115,18 +1061,12 @@
           <w:lang w:val="hi_IN" w:bidi="hi_IN"/>
         </w:rPr>
       </w:r>
-      <w:hyperlink r:id="rId22">
-        <w:r>
-          <w:rPr>
-            <w:lang w:val="hi_IN" w:bidi="hi_IN"/>
-          </w:rPr>
-          <w:rPr>
-            <w:color w:val="0000EE"/>
-            <w:u w:val="single"/>
-          </w:rPr>
-          <w:t>1 थिस्सलुनीकियों 05:8–11</w:t>
-        </w:r>
-      </w:hyperlink>
+      <w:r>
+        <w:rPr>
+          <w:lang w:val="hi_IN" w:bidi="hi_IN"/>
+        </w:rPr>
+        <w:t>1 थिस्सलुनीकियों 05:8–11</w:t>
+      </w:r>
     </w:p>
     <w:p>
       <w:pPr>
@@ -1139,18 +1079,12 @@
           <w:lang w:val="hi_IN" w:bidi="hi_IN"/>
         </w:rPr>
       </w:r>
-      <w:hyperlink r:id="rId23">
-        <w:r>
-          <w:rPr>
-            <w:lang w:val="hi_IN" w:bidi="hi_IN"/>
-          </w:rPr>
-          <w:rPr>
-            <w:color w:val="0000EE"/>
-            <w:u w:val="single"/>
-          </w:rPr>
-          <w:t>निर्गमन 39:14–16</w:t>
-        </w:r>
-      </w:hyperlink>
+      <w:r>
+        <w:rPr>
+          <w:lang w:val="hi_IN" w:bidi="hi_IN"/>
+        </w:rPr>
+        <w:t>निर्गमन 39:14–16</w:t>
+      </w:r>
     </w:p>
     <w:p>
       <w:pPr>
@@ -1163,18 +1097,12 @@
           <w:lang w:val="hi_IN" w:bidi="hi_IN"/>
         </w:rPr>
       </w:r>
-      <w:hyperlink r:id="rId24">
-        <w:r>
-          <w:rPr>
-            <w:lang w:val="hi_IN" w:bidi="hi_IN"/>
-          </w:rPr>
-          <w:rPr>
-            <w:color w:val="0000EE"/>
-            <w:u w:val="single"/>
-          </w:rPr>
-          <w:t>यशायाह 59:17–18</w:t>
-        </w:r>
-      </w:hyperlink>
+      <w:r>
+        <w:rPr>
+          <w:lang w:val="hi_IN" w:bidi="hi_IN"/>
+        </w:rPr>
+        <w:t>यशायाह 59:17–18</w:t>
+      </w:r>
     </w:p>
     <w:p>
       <w:pPr>
@@ -1187,18 +1115,12 @@
           <w:lang w:val="hi_IN" w:bidi="hi_IN"/>
         </w:rPr>
       </w:r>
-      <w:hyperlink r:id="rId25">
-        <w:r>
-          <w:rPr>
-            <w:lang w:val="hi_IN" w:bidi="hi_IN"/>
-          </w:rPr>
-          <w:rPr>
-            <w:color w:val="0000EE"/>
-            <w:u w:val="single"/>
-          </w:rPr>
-          <w:t>प्रकाशितवाक्य 09:7–9</w:t>
-        </w:r>
-      </w:hyperlink>
+      <w:r>
+        <w:rPr>
+          <w:lang w:val="hi_IN" w:bidi="hi_IN"/>
+        </w:rPr>
+        <w:t>प्रकाशितवाक्य 09:7–9</w:t>
+      </w:r>
     </w:p>
     <w:p>
       <w:pPr>
@@ -1432,18 +1354,12 @@
           <w:lang w:val="hi_IN" w:bidi="hi_IN"/>
         </w:rPr>
       </w:r>
-      <w:hyperlink r:id="rId26">
-        <w:r>
-          <w:rPr>
-            <w:lang w:val="hi_IN" w:bidi="hi_IN"/>
-          </w:rPr>
-          <w:rPr>
-            <w:color w:val="0000EE"/>
-            <w:u w:val="single"/>
-          </w:rPr>
-          <w:t>1 यूहन्ना 4:1–3</w:t>
-        </w:r>
-      </w:hyperlink>
+      <w:r>
+        <w:rPr>
+          <w:lang w:val="hi_IN" w:bidi="hi_IN"/>
+        </w:rPr>
+        <w:t>1 यूहन्ना 4:1–3</w:t>
+      </w:r>
     </w:p>
     <w:p>
       <w:pPr>
@@ -1456,18 +1372,12 @@
           <w:lang w:val="hi_IN" w:bidi="hi_IN"/>
         </w:rPr>
       </w:r>
-      <w:hyperlink r:id="rId27">
-        <w:r>
-          <w:rPr>
-            <w:lang w:val="hi_IN" w:bidi="hi_IN"/>
-          </w:rPr>
-          <w:rPr>
-            <w:color w:val="0000EE"/>
-            <w:u w:val="single"/>
-          </w:rPr>
-          <w:t>2 पतरस 2:1</w:t>
-        </w:r>
-      </w:hyperlink>
+      <w:r>
+        <w:rPr>
+          <w:lang w:val="hi_IN" w:bidi="hi_IN"/>
+        </w:rPr>
+        <w:t>2 पतरस 2:1</w:t>
+      </w:r>
     </w:p>
     <w:p>
       <w:pPr>
@@ -1480,18 +1390,12 @@
           <w:lang w:val="hi_IN" w:bidi="hi_IN"/>
         </w:rPr>
       </w:r>
-      <w:hyperlink r:id="rId28">
-        <w:r>
-          <w:rPr>
-            <w:lang w:val="hi_IN" w:bidi="hi_IN"/>
-          </w:rPr>
-          <w:rPr>
-            <w:color w:val="0000EE"/>
-            <w:u w:val="single"/>
-          </w:rPr>
-          <w:t>प्रे.का. 13:6–8</w:t>
-        </w:r>
-      </w:hyperlink>
+      <w:r>
+        <w:rPr>
+          <w:lang w:val="hi_IN" w:bidi="hi_IN"/>
+        </w:rPr>
+        <w:t>प्रे.का. 13:6–8</w:t>
+      </w:r>
     </w:p>
     <w:p>
       <w:pPr>
@@ -1504,18 +1408,12 @@
           <w:lang w:val="hi_IN" w:bidi="hi_IN"/>
         </w:rPr>
       </w:r>
-      <w:hyperlink r:id="rId29">
-        <w:r>
-          <w:rPr>
-            <w:lang w:val="hi_IN" w:bidi="hi_IN"/>
-          </w:rPr>
-          <w:rPr>
-            <w:color w:val="0000EE"/>
-            <w:u w:val="single"/>
-          </w:rPr>
-          <w:t>लूका 6:26</w:t>
-        </w:r>
-      </w:hyperlink>
+      <w:r>
+        <w:rPr>
+          <w:lang w:val="hi_IN" w:bidi="hi_IN"/>
+        </w:rPr>
+        <w:t>लूका 6:26</w:t>
+      </w:r>
     </w:p>
     <w:p>
       <w:pPr>
@@ -1528,18 +1426,12 @@
           <w:lang w:val="hi_IN" w:bidi="hi_IN"/>
         </w:rPr>
       </w:r>
-      <w:hyperlink r:id="rId30">
-        <w:r>
-          <w:rPr>
-            <w:lang w:val="hi_IN" w:bidi="hi_IN"/>
-          </w:rPr>
-          <w:rPr>
-            <w:color w:val="0000EE"/>
-            <w:u w:val="single"/>
-          </w:rPr>
-          <w:t>मत्ती 7:16</w:t>
-        </w:r>
-      </w:hyperlink>
+      <w:r>
+        <w:rPr>
+          <w:lang w:val="hi_IN" w:bidi="hi_IN"/>
+        </w:rPr>
+        <w:t>मत्ती 7:16</w:t>
+      </w:r>
     </w:p>
     <w:p>
       <w:pPr>
@@ -1552,18 +1444,12 @@
           <w:lang w:val="hi_IN" w:bidi="hi_IN"/>
         </w:rPr>
       </w:r>
-      <w:hyperlink r:id="rId31">
-        <w:r>
-          <w:rPr>
-            <w:lang w:val="hi_IN" w:bidi="hi_IN"/>
-          </w:rPr>
-          <w:rPr>
-            <w:color w:val="0000EE"/>
-            <w:u w:val="single"/>
-          </w:rPr>
-          <w:t>मत्ती 24:23–25</w:t>
-        </w:r>
-      </w:hyperlink>
+      <w:r>
+        <w:rPr>
+          <w:lang w:val="hi_IN" w:bidi="hi_IN"/>
+        </w:rPr>
+        <w:t>मत्ती 24:23–25</w:t>
+      </w:r>
     </w:p>
     <w:p>
       <w:pPr>

--- a/hin/docx/022.content.docx
+++ b/hin/docx/022.content.docx
@@ -677,19 +677,7 @@
         <w:rPr>
           <w:lang w:val="hi_IN" w:bidi="hi_IN"/>
         </w:rPr>
-        <w:t xml:space="preserve">, </w:t>
-      </w:r>
-      <w:r>
-        <w:rPr>
-          <w:lang w:val="hi_IN" w:bidi="hi_IN"/>
-        </w:rPr>
-        <w:t>अवज्ञा</w:t>
-      </w:r>
-      <w:r>
-        <w:rPr>
-          <w:lang w:val="hi_IN" w:bidi="hi_IN"/>
-        </w:rPr>
-        <w:t>)</w:t>
+        <w:t>, अवज्ञा)</w:t>
       </w:r>
     </w:p>
     <w:p>
@@ -988,19 +976,7 @@
         <w:rPr>
           <w:lang w:val="hi_IN" w:bidi="hi_IN"/>
         </w:rPr>
-        <w:t xml:space="preserve">, </w:t>
-      </w:r>
-      <w:r>
-        <w:rPr>
-          <w:lang w:val="hi_IN" w:bidi="hi_IN"/>
-        </w:rPr>
-        <w:t>छेदना</w:t>
-      </w:r>
-      <w:r>
-        <w:rPr>
-          <w:lang w:val="hi_IN" w:bidi="hi_IN"/>
-        </w:rPr>
-        <w:t xml:space="preserve">, </w:t>
+        <w:t xml:space="preserve">, छेदना, </w:t>
       </w:r>
       <w:r>
         <w:rPr>
@@ -1317,19 +1293,7 @@
         <w:rPr>
           <w:lang w:val="hi_IN" w:bidi="hi_IN"/>
         </w:rPr>
-        <w:t xml:space="preserve">, </w:t>
-      </w:r>
-      <w:r>
-        <w:rPr>
-          <w:lang w:val="hi_IN" w:bidi="hi_IN"/>
-        </w:rPr>
-        <w:t>सत्य</w:t>
-      </w:r>
-      <w:r>
-        <w:rPr>
-          <w:lang w:val="hi_IN" w:bidi="hi_IN"/>
-        </w:rPr>
-        <w:t>)</w:t>
+        <w:t>, सत्य)</w:t>
       </w:r>
     </w:p>
     <w:p>
